--- a/assets/templates/auxilio_acidente_conversao_template.docx
+++ b/assets/templates/auxilio_acidente_conversao_template.docx
@@ -63,7 +63,6 @@
           <w:b/>
           <w:bCs/>
           <w:color w:val="000000"/>
-          <w:highlight w:val="yellow"/>
         </w:rPr>
         <w:t xml:space="preserve">{{ </w:t>
       </w:r>
@@ -74,7 +73,6 @@
           <w:b/>
           <w:bCs/>
           <w:color w:val="000000"/>
-          <w:highlight w:val="yellow"/>
         </w:rPr>
         <w:t>subsecao</w:t>
       </w:r>
@@ -85,7 +83,6 @@
           <w:b/>
           <w:bCs/>
           <w:color w:val="000000"/>
-          <w:highlight w:val="yellow"/>
         </w:rPr>
         <w:t>_judiciaria|</w:t>
       </w:r>
@@ -96,7 +93,6 @@
           <w:b/>
           <w:bCs/>
           <w:color w:val="000000"/>
-          <w:highlight w:val="yellow"/>
         </w:rPr>
         <w:t>upper</w:t>
       </w:r>
@@ -107,7 +103,6 @@
           <w:b/>
           <w:bCs/>
           <w:color w:val="000000"/>
-          <w:highlight w:val="yellow"/>
         </w:rPr>
         <w:t xml:space="preserve"> }</w:t>
       </w:r>
@@ -118,7 +113,6 @@
           <w:b/>
           <w:bCs/>
           <w:color w:val="000000"/>
-          <w:highlight w:val="yellow"/>
         </w:rPr>
         <w:t>}</w:t>
       </w:r>
@@ -428,7 +422,6 @@
           <w:rFonts w:ascii="Arial" w:hAnsi="Arial" w:cs="Arial"/>
           <w:b/>
           <w:bCs/>
-          <w:highlight w:val="yellow"/>
         </w:rPr>
         <w:t xml:space="preserve">{{ </w:t>
       </w:r>
@@ -438,7 +431,6 @@
           <w:rFonts w:ascii="Arial" w:hAnsi="Arial" w:cs="Arial"/>
           <w:b/>
           <w:bCs/>
-          <w:highlight w:val="yellow"/>
         </w:rPr>
         <w:t>nome_cliente</w:t>
       </w:r>
@@ -448,14 +440,12 @@
           <w:rFonts w:ascii="Arial" w:hAnsi="Arial" w:cs="Arial"/>
           <w:b/>
           <w:bCs/>
-          <w:highlight w:val="yellow"/>
         </w:rPr>
         <w:t xml:space="preserve"> }}</w:t>
       </w:r>
       <w:r>
         <w:rPr>
           <w:rFonts w:ascii="Arial" w:hAnsi="Arial" w:cs="Arial"/>
-          <w:highlight w:val="yellow"/>
         </w:rPr>
         <w:t xml:space="preserve">, {{ </w:t>
       </w:r>
@@ -463,7 +453,6 @@
       <w:r>
         <w:rPr>
           <w:rFonts w:ascii="Arial" w:hAnsi="Arial" w:cs="Arial"/>
-          <w:highlight w:val="yellow"/>
         </w:rPr>
         <w:t>nacionalidade_cliente</w:t>
       </w:r>
@@ -471,7 +460,6 @@
       <w:r>
         <w:rPr>
           <w:rFonts w:ascii="Arial" w:hAnsi="Arial" w:cs="Arial"/>
-          <w:highlight w:val="yellow"/>
         </w:rPr>
         <w:t xml:space="preserve"> }}, {{ </w:t>
       </w:r>
@@ -479,7 +467,6 @@
       <w:r>
         <w:rPr>
           <w:rFonts w:ascii="Arial" w:hAnsi="Arial" w:cs="Arial"/>
-          <w:highlight w:val="yellow"/>
         </w:rPr>
         <w:t>estado_civil_cliente</w:t>
       </w:r>
@@ -487,7 +474,6 @@
       <w:r>
         <w:rPr>
           <w:rFonts w:ascii="Arial" w:hAnsi="Arial" w:cs="Arial"/>
-          <w:highlight w:val="yellow"/>
         </w:rPr>
         <w:t xml:space="preserve"> }}, inscrito(a) no CPF sob o nº {{ </w:t>
       </w:r>
@@ -495,7 +481,6 @@
       <w:r>
         <w:rPr>
           <w:rFonts w:ascii="Arial" w:hAnsi="Arial" w:cs="Arial"/>
-          <w:highlight w:val="yellow"/>
         </w:rPr>
         <w:t>cpf_cliente</w:t>
       </w:r>
@@ -503,7 +488,6 @@
       <w:r>
         <w:rPr>
           <w:rFonts w:ascii="Arial" w:hAnsi="Arial" w:cs="Arial"/>
-          <w:highlight w:val="yellow"/>
         </w:rPr>
         <w:t xml:space="preserve"> }} e RG n° {{ </w:t>
       </w:r>
@@ -511,7 +495,6 @@
       <w:r>
         <w:rPr>
           <w:rFonts w:ascii="Arial" w:hAnsi="Arial" w:cs="Arial"/>
-          <w:highlight w:val="yellow"/>
         </w:rPr>
         <w:t>rg_cliente</w:t>
       </w:r>
@@ -519,7 +502,6 @@
       <w:r>
         <w:rPr>
           <w:rFonts w:ascii="Arial" w:hAnsi="Arial" w:cs="Arial"/>
-          <w:highlight w:val="yellow"/>
         </w:rPr>
         <w:t xml:space="preserve"> }}, residente e domiciliado(a) na {{</w:t>
       </w:r>
@@ -527,7 +509,6 @@
       <w:r>
         <w:rPr>
           <w:rFonts w:ascii="Arial" w:hAnsi="Arial" w:cs="Arial"/>
-          <w:highlight w:val="yellow"/>
         </w:rPr>
         <w:t>endereco_completo</w:t>
       </w:r>
@@ -535,22 +516,13 @@
       <w:r>
         <w:rPr>
           <w:rFonts w:ascii="Arial" w:hAnsi="Arial" w:cs="Arial"/>
-          <w:highlight w:val="yellow"/>
-        </w:rPr>
-        <w:t xml:space="preserve"> }},</w:t>
-      </w:r>
-      <w:r>
-        <w:rPr>
-          <w:rFonts w:ascii="Arial" w:hAnsi="Arial" w:cs="Arial"/>
-          <w:highlight w:val="green"/>
-        </w:rPr>
-        <w:t xml:space="preserve">{% </w:t>
+        </w:rPr>
+        <w:t xml:space="preserve"> }},{% </w:t>
       </w:r>
       <w:proofErr w:type="spellStart"/>
       <w:r>
         <w:rPr>
           <w:rFonts w:ascii="Arial" w:hAnsi="Arial" w:cs="Arial"/>
-          <w:highlight w:val="green"/>
         </w:rPr>
         <w:t>if</w:t>
       </w:r>
@@ -558,7 +530,6 @@
       <w:r>
         <w:rPr>
           <w:rFonts w:ascii="Arial" w:hAnsi="Arial" w:cs="Arial"/>
-          <w:highlight w:val="green"/>
         </w:rPr>
         <w:t xml:space="preserve"> </w:t>
       </w:r>
@@ -566,7 +537,6 @@
       <w:r>
         <w:rPr>
           <w:rFonts w:ascii="Arial" w:hAnsi="Arial" w:cs="Arial"/>
-          <w:highlight w:val="green"/>
         </w:rPr>
         <w:t>tem_representante</w:t>
       </w:r>
@@ -574,142 +544,113 @@
       <w:r>
         <w:rPr>
           <w:rFonts w:ascii="Arial" w:hAnsi="Arial" w:cs="Arial"/>
-          <w:highlight w:val="green"/>
+        </w:rPr>
+        <w:t xml:space="preserve"> %} neste ato representado(a) por </w:t>
+      </w:r>
+      <w:r>
+        <w:rPr>
+          <w:rFonts w:ascii="Arial" w:hAnsi="Arial" w:cs="Arial"/>
+          <w:b/>
+          <w:bCs/>
+        </w:rPr>
+        <w:t xml:space="preserve">{{ </w:t>
+      </w:r>
+      <w:proofErr w:type="spellStart"/>
+      <w:r>
+        <w:rPr>
+          <w:rFonts w:ascii="Arial" w:hAnsi="Arial" w:cs="Arial"/>
+          <w:b/>
+          <w:bCs/>
+        </w:rPr>
+        <w:t>nome_representante</w:t>
+      </w:r>
+      <w:proofErr w:type="spellEnd"/>
+      <w:r>
+        <w:rPr>
+          <w:rFonts w:ascii="Arial" w:hAnsi="Arial" w:cs="Arial"/>
+          <w:b/>
+          <w:bCs/>
+        </w:rPr>
+        <w:t xml:space="preserve"> }}</w:t>
+      </w:r>
+      <w:r>
+        <w:rPr>
+          <w:rFonts w:ascii="Arial" w:hAnsi="Arial" w:cs="Arial"/>
+        </w:rPr>
+        <w:t xml:space="preserve">, {{ </w:t>
+      </w:r>
+      <w:proofErr w:type="spellStart"/>
+      <w:r>
+        <w:rPr>
+          <w:rFonts w:ascii="Arial" w:hAnsi="Arial" w:cs="Arial"/>
+        </w:rPr>
+        <w:t>nacionalidade_representante</w:t>
+      </w:r>
+      <w:proofErr w:type="spellEnd"/>
+      <w:r>
+        <w:rPr>
+          <w:rFonts w:ascii="Arial" w:hAnsi="Arial" w:cs="Arial"/>
+        </w:rPr>
+        <w:t xml:space="preserve"> }}, {{ </w:t>
+      </w:r>
+      <w:proofErr w:type="spellStart"/>
+      <w:r>
+        <w:rPr>
+          <w:rFonts w:ascii="Arial" w:hAnsi="Arial" w:cs="Arial"/>
+        </w:rPr>
+        <w:t>estado_civil_representante</w:t>
+      </w:r>
+      <w:proofErr w:type="spellEnd"/>
+      <w:r>
+        <w:rPr>
+          <w:rFonts w:ascii="Arial" w:hAnsi="Arial" w:cs="Arial"/>
+        </w:rPr>
+        <w:t xml:space="preserve"> }}, inscrito(a) no CPF sob o nº {{ </w:t>
+      </w:r>
+      <w:proofErr w:type="spellStart"/>
+      <w:r>
+        <w:rPr>
+          <w:rFonts w:ascii="Arial" w:hAnsi="Arial" w:cs="Arial"/>
+        </w:rPr>
+        <w:t>cpf_representante</w:t>
+      </w:r>
+      <w:proofErr w:type="spellEnd"/>
+      <w:r>
+        <w:rPr>
+          <w:rFonts w:ascii="Arial" w:hAnsi="Arial" w:cs="Arial"/>
+        </w:rPr>
+        <w:t xml:space="preserve"> }} e RG n° {{ </w:t>
+      </w:r>
+      <w:proofErr w:type="spellStart"/>
+      <w:r>
+        <w:rPr>
+          <w:rFonts w:ascii="Arial" w:hAnsi="Arial" w:cs="Arial"/>
+        </w:rPr>
+        <w:t>rg_representante</w:t>
+      </w:r>
+      <w:proofErr w:type="spellEnd"/>
+      <w:r>
+        <w:rPr>
+          <w:rFonts w:ascii="Arial" w:hAnsi="Arial" w:cs="Arial"/>
+        </w:rPr>
+        <w:t xml:space="preserve"> }},{% </w:t>
+      </w:r>
+      <w:proofErr w:type="spellStart"/>
+      <w:r>
+        <w:rPr>
+          <w:rFonts w:ascii="Arial" w:hAnsi="Arial" w:cs="Arial"/>
+        </w:rPr>
+        <w:t>endif</w:t>
+      </w:r>
+      <w:proofErr w:type="spellEnd"/>
+      <w:r>
+        <w:rPr>
+          <w:rFonts w:ascii="Arial" w:hAnsi="Arial" w:cs="Arial"/>
         </w:rPr>
         <w:t xml:space="preserve"> %}</w:t>
       </w:r>
       <w:r>
         <w:rPr>
-          <w:rFonts w:ascii="Arial" w:hAnsi="Arial" w:cs="Arial"/>
-          <w:highlight w:val="yellow"/>
-        </w:rPr>
-        <w:t xml:space="preserve"> neste ato representado(a) por </w:t>
-      </w:r>
-      <w:r>
-        <w:rPr>
-          <w:rFonts w:ascii="Arial" w:hAnsi="Arial" w:cs="Arial"/>
-          <w:b/>
-          <w:bCs/>
-          <w:highlight w:val="yellow"/>
-        </w:rPr>
-        <w:t xml:space="preserve">{{ </w:t>
-      </w:r>
-      <w:proofErr w:type="spellStart"/>
-      <w:r>
-        <w:rPr>
-          <w:rFonts w:ascii="Arial" w:hAnsi="Arial" w:cs="Arial"/>
-          <w:b/>
-          <w:bCs/>
-          <w:highlight w:val="yellow"/>
-        </w:rPr>
-        <w:t>nome_representante</w:t>
-      </w:r>
-      <w:proofErr w:type="spellEnd"/>
-      <w:r>
-        <w:rPr>
-          <w:rFonts w:ascii="Arial" w:hAnsi="Arial" w:cs="Arial"/>
-          <w:b/>
-          <w:bCs/>
-          <w:highlight w:val="yellow"/>
-        </w:rPr>
-        <w:t xml:space="preserve"> }}</w:t>
-      </w:r>
-      <w:r>
-        <w:rPr>
-          <w:rFonts w:ascii="Arial" w:hAnsi="Arial" w:cs="Arial"/>
-          <w:highlight w:val="yellow"/>
-        </w:rPr>
-        <w:t xml:space="preserve">, {{ </w:t>
-      </w:r>
-      <w:proofErr w:type="spellStart"/>
-      <w:r>
-        <w:rPr>
-          <w:rFonts w:ascii="Arial" w:hAnsi="Arial" w:cs="Arial"/>
-          <w:highlight w:val="yellow"/>
-        </w:rPr>
-        <w:t>nacionalidade_representante</w:t>
-      </w:r>
-      <w:proofErr w:type="spellEnd"/>
-      <w:r>
-        <w:rPr>
-          <w:rFonts w:ascii="Arial" w:hAnsi="Arial" w:cs="Arial"/>
-          <w:highlight w:val="yellow"/>
-        </w:rPr>
-        <w:t xml:space="preserve"> }}, {{ </w:t>
-      </w:r>
-      <w:proofErr w:type="spellStart"/>
-      <w:r>
-        <w:rPr>
-          <w:rFonts w:ascii="Arial" w:hAnsi="Arial" w:cs="Arial"/>
-          <w:highlight w:val="yellow"/>
-        </w:rPr>
-        <w:t>estado_civil_representante</w:t>
-      </w:r>
-      <w:proofErr w:type="spellEnd"/>
-      <w:r>
-        <w:rPr>
-          <w:rFonts w:ascii="Arial" w:hAnsi="Arial" w:cs="Arial"/>
-          <w:highlight w:val="yellow"/>
-        </w:rPr>
-        <w:t xml:space="preserve"> }}, inscrito(a) no CPF sob o nº {{ </w:t>
-      </w:r>
-      <w:proofErr w:type="spellStart"/>
-      <w:r>
-        <w:rPr>
-          <w:rFonts w:ascii="Arial" w:hAnsi="Arial" w:cs="Arial"/>
-          <w:highlight w:val="yellow"/>
-        </w:rPr>
-        <w:t>cpf_representante</w:t>
-      </w:r>
-      <w:proofErr w:type="spellEnd"/>
-      <w:r>
-        <w:rPr>
-          <w:rFonts w:ascii="Arial" w:hAnsi="Arial" w:cs="Arial"/>
-          <w:highlight w:val="yellow"/>
-        </w:rPr>
-        <w:t xml:space="preserve"> }} e RG n° {{ </w:t>
-      </w:r>
-      <w:proofErr w:type="spellStart"/>
-      <w:r>
-        <w:rPr>
-          <w:rFonts w:ascii="Arial" w:hAnsi="Arial" w:cs="Arial"/>
-          <w:highlight w:val="yellow"/>
-        </w:rPr>
-        <w:t>rg_representante</w:t>
-      </w:r>
-      <w:proofErr w:type="spellEnd"/>
-      <w:r>
-        <w:rPr>
-          <w:rFonts w:ascii="Arial" w:hAnsi="Arial" w:cs="Arial"/>
-          <w:highlight w:val="yellow"/>
-        </w:rPr>
-        <w:t xml:space="preserve"> }},</w:t>
-      </w:r>
-      <w:r>
-        <w:rPr>
-          <w:rFonts w:ascii="Arial" w:hAnsi="Arial" w:cs="Arial"/>
-          <w:highlight w:val="green"/>
-        </w:rPr>
-        <w:t xml:space="preserve">{% </w:t>
-      </w:r>
-      <w:proofErr w:type="spellStart"/>
-      <w:r>
-        <w:rPr>
-          <w:rFonts w:ascii="Arial" w:hAnsi="Arial" w:cs="Arial"/>
-          <w:highlight w:val="green"/>
-        </w:rPr>
-        <w:t>endif</w:t>
-      </w:r>
-      <w:proofErr w:type="spellEnd"/>
-      <w:r>
-        <w:rPr>
-          <w:rFonts w:ascii="Arial" w:hAnsi="Arial" w:cs="Arial"/>
-          <w:highlight w:val="green"/>
-        </w:rPr>
-        <w:t xml:space="preserve"> %}</w:t>
-      </w:r>
-      <w:r>
-        <w:rPr>
           <w:rFonts w:ascii="Arial" w:eastAsia="Calibri" w:hAnsi="Arial" w:cs="Arial"/>
           <w:color w:val="000000"/>
         </w:rPr>
@@ -774,16 +715,7 @@
           <w:color w:val="000000"/>
           <w:szCs w:val="28"/>
         </w:rPr>
-        <w:t xml:space="preserve"> </w:t>
-      </w:r>
-      <w:r>
-        <w:rPr>
-          <w:rFonts w:ascii="Arial" w:eastAsia="Arial Nova Light" w:hAnsi="Arial" w:cs="Arial"/>
-          <w:b/>
-          <w:color w:val="000000"/>
-          <w:szCs w:val="28"/>
-        </w:rPr>
-        <w:t>COM PEDIDO DE TUTELA DE URGÊNCIA</w:t>
+        <w:t xml:space="preserve"> COM PEDIDO DE TUTELA DE URGÊNCIA</w:t>
       </w:r>
       <w:r>
         <w:rPr>
@@ -825,22 +757,12 @@
           <w:rFonts w:ascii="Arial" w:eastAsia="Calibri" w:hAnsi="Arial" w:cs="Arial"/>
           <w:color w:val="000000"/>
         </w:rPr>
-        <w:t xml:space="preserve">, autarquia federal, com </w:t>
-      </w:r>
-      <w:r>
-        <w:rPr>
-          <w:rFonts w:ascii="Arial" w:eastAsia="Calibri" w:hAnsi="Arial" w:cs="Arial"/>
-          <w:color w:val="000000"/>
-          <w:highlight w:val="yellow"/>
-        </w:rPr>
-        <w:t xml:space="preserve">Diretoria Regional à </w:t>
-      </w:r>
-      <w:proofErr w:type="gramStart"/>
-      <w:r>
-        <w:rPr>
-          <w:rFonts w:ascii="Arial" w:eastAsia="Calibri" w:hAnsi="Arial" w:cs="Arial"/>
-          <w:color w:val="000000"/>
-          <w:highlight w:val="yellow"/>
+        <w:t xml:space="preserve">, autarquia federal, com Diretoria Regional à </w:t>
+      </w:r>
+      <w:r>
+        <w:rPr>
+          <w:rFonts w:ascii="Arial" w:eastAsia="Calibri" w:hAnsi="Arial" w:cs="Arial"/>
+          <w:color w:val="000000"/>
         </w:rPr>
         <w:t xml:space="preserve">{{ </w:t>
       </w:r>
@@ -849,60 +771,23 @@
         <w:rPr>
           <w:rFonts w:ascii="Arial" w:eastAsia="Calibri" w:hAnsi="Arial" w:cs="Arial"/>
           <w:color w:val="000000"/>
-          <w:highlight w:val="yellow"/>
-        </w:rPr>
-        <w:t>endereco</w:t>
-      </w:r>
-      <w:proofErr w:type="gramEnd"/>
-      <w:r>
-        <w:rPr>
-          <w:rFonts w:ascii="Arial" w:eastAsia="Calibri" w:hAnsi="Arial" w:cs="Arial"/>
-          <w:color w:val="000000"/>
-          <w:highlight w:val="yellow"/>
-        </w:rPr>
-        <w:t>_</w:t>
-      </w:r>
-      <w:proofErr w:type="gramStart"/>
-      <w:r>
-        <w:rPr>
-          <w:rFonts w:ascii="Arial" w:eastAsia="Calibri" w:hAnsi="Arial" w:cs="Arial"/>
-          <w:color w:val="000000"/>
-          <w:highlight w:val="yellow"/>
-        </w:rPr>
-        <w:t>inss</w:t>
+        </w:rPr>
+        <w:t>endereco_inss</w:t>
       </w:r>
       <w:proofErr w:type="spellEnd"/>
       <w:r>
         <w:rPr>
           <w:rFonts w:ascii="Arial" w:eastAsia="Calibri" w:hAnsi="Arial" w:cs="Arial"/>
           <w:color w:val="000000"/>
-          <w:highlight w:val="yellow"/>
-        </w:rPr>
-        <w:t xml:space="preserve"> }</w:t>
-      </w:r>
-      <w:proofErr w:type="gramEnd"/>
-      <w:r>
-        <w:rPr>
-          <w:rFonts w:ascii="Arial" w:eastAsia="Calibri" w:hAnsi="Arial" w:cs="Arial"/>
-          <w:color w:val="000000"/>
-          <w:highlight w:val="yellow"/>
-        </w:rPr>
-        <w:t>}</w:t>
-      </w:r>
-      <w:r>
-        <w:rPr>
-          <w:rFonts w:ascii="Arial" w:eastAsia="Calibri" w:hAnsi="Arial" w:cs="Arial"/>
-          <w:color w:val="000000"/>
-          <w:highlight w:val="yellow"/>
-        </w:rPr>
-        <w:t>, pelas razões</w:t>
-      </w:r>
-      <w:r>
-        <w:rPr>
-          <w:rFonts w:ascii="Arial" w:eastAsia="Calibri" w:hAnsi="Arial" w:cs="Arial"/>
-          <w:color w:val="000000"/>
-        </w:rPr>
-        <w:t xml:space="preserve"> de fato e de direito que vão a seguir elencadas</w:t>
+        </w:rPr>
+        <w:t xml:space="preserve"> }}</w:t>
+      </w:r>
+      <w:r>
+        <w:rPr>
+          <w:rFonts w:ascii="Arial" w:eastAsia="Calibri" w:hAnsi="Arial" w:cs="Arial"/>
+          <w:color w:val="000000"/>
+        </w:rPr>
+        <w:t>, pelas razões de fato e de direito que vão a seguir elencadas</w:t>
       </w:r>
       <w:r>
         <w:rPr>
@@ -1074,14 +959,12 @@
           <w:bCs/>
           <w:color w:val="000000"/>
           <w:spacing w:val="2"/>
-          <w:highlight w:val="yellow"/>
-        </w:rPr>
-      </w:pPr>
-      <w:r>
-        <w:rPr>
-          <w:rFonts w:ascii="Arial" w:eastAsia="Calibri" w:hAnsi="Arial" w:cs="Arial"/>
-          <w:color w:val="000000"/>
-          <w:highlight w:val="green"/>
+        </w:rPr>
+      </w:pPr>
+      <w:r>
+        <w:rPr>
+          <w:rFonts w:ascii="Arial" w:eastAsia="Calibri" w:hAnsi="Arial" w:cs="Arial"/>
+          <w:color w:val="000000"/>
         </w:rPr>
         <w:t xml:space="preserve">{% </w:t>
       </w:r>
@@ -1090,7 +973,6 @@
         <w:rPr>
           <w:rFonts w:ascii="Arial" w:eastAsia="Calibri" w:hAnsi="Arial" w:cs="Arial"/>
           <w:color w:val="000000"/>
-          <w:highlight w:val="green"/>
         </w:rPr>
         <w:t>if</w:t>
       </w:r>
@@ -1099,7 +981,6 @@
         <w:rPr>
           <w:rFonts w:ascii="Arial" w:eastAsia="Calibri" w:hAnsi="Arial" w:cs="Arial"/>
           <w:color w:val="000000"/>
-          <w:highlight w:val="green"/>
         </w:rPr>
         <w:t xml:space="preserve"> </w:t>
       </w:r>
@@ -1108,7 +989,6 @@
         <w:rPr>
           <w:rFonts w:ascii="Arial" w:eastAsia="Calibri" w:hAnsi="Arial" w:cs="Arial"/>
           <w:color w:val="000000"/>
-          <w:highlight w:val="green"/>
         </w:rPr>
         <w:t>tese_acidente_trabalho</w:t>
       </w:r>
@@ -1117,7 +997,6 @@
         <w:rPr>
           <w:rFonts w:ascii="Arial" w:eastAsia="Calibri" w:hAnsi="Arial" w:cs="Arial"/>
           <w:color w:val="000000"/>
-          <w:highlight w:val="green"/>
         </w:rPr>
         <w:t xml:space="preserve"> </w:t>
       </w:r>
@@ -1126,7 +1005,6 @@
         <w:rPr>
           <w:rFonts w:ascii="Arial" w:eastAsia="Calibri" w:hAnsi="Arial" w:cs="Arial"/>
           <w:color w:val="000000"/>
-          <w:highlight w:val="green"/>
         </w:rPr>
         <w:t>%}</w:t>
       </w:r>
@@ -1137,7 +1015,6 @@
           <w:bCs/>
           <w:color w:val="000000"/>
           <w:spacing w:val="2"/>
-          <w:highlight w:val="yellow"/>
         </w:rPr>
         <w:t>I.</w:t>
       </w:r>
@@ -1149,7 +1026,6 @@
           <w:bCs/>
           <w:color w:val="000000"/>
           <w:spacing w:val="2"/>
-          <w:highlight w:val="yellow"/>
         </w:rPr>
         <w:t>2 DA COMPETÊNCIA DA JUSTIÇA ESTADUAL</w:t>
       </w:r>
@@ -1167,7 +1043,6 @@
           <w:rFonts w:ascii="Arial" w:eastAsia="Calibri" w:hAnsi="Arial" w:cs="Arial"/>
           <w:color w:val="000000"/>
           <w:spacing w:val="2"/>
-          <w:highlight w:val="yellow"/>
         </w:rPr>
       </w:pPr>
       <w:r>
@@ -1177,14 +1052,6 @@
           <w:spacing w:val="2"/>
         </w:rPr>
         <w:tab/>
-      </w:r>
-      <w:r>
-        <w:rPr>
-          <w:rFonts w:ascii="Arial" w:eastAsia="Calibri" w:hAnsi="Arial" w:cs="Arial"/>
-          <w:color w:val="000000"/>
-          <w:spacing w:val="2"/>
-          <w:highlight w:val="yellow"/>
-        </w:rPr>
         <w:t>Considerando que o presente caso está relacionado à situação envolvendo acidente do trabalho, isto é, de matéria não incluída na competência delegada do § 3º do artigo 109 da Constituição Federal, dado que expressamente excepcionada pelo inciso I, tem-se pela incompetência da Justiça Federal.</w:t>
       </w:r>
     </w:p>
@@ -1201,7 +1068,6 @@
           <w:rFonts w:ascii="Arial" w:eastAsia="Calibri" w:hAnsi="Arial" w:cs="Arial"/>
           <w:color w:val="000000"/>
           <w:spacing w:val="2"/>
-          <w:highlight w:val="yellow"/>
         </w:rPr>
       </w:pPr>
       <w:r>
@@ -1211,14 +1077,6 @@
           <w:spacing w:val="2"/>
         </w:rPr>
         <w:tab/>
-      </w:r>
-      <w:r>
-        <w:rPr>
-          <w:rFonts w:ascii="Arial" w:eastAsia="Calibri" w:hAnsi="Arial" w:cs="Arial"/>
-          <w:color w:val="000000"/>
-          <w:spacing w:val="2"/>
-          <w:highlight w:val="yellow"/>
-        </w:rPr>
         <w:t>Nesse sentido é o teor da súmula 501 do Supremo Tribunal Federal (STF), vejamos:</w:t>
       </w:r>
     </w:p>
@@ -1234,7 +1092,6 @@
           <w:spacing w:val="2"/>
           <w:sz w:val="20"/>
           <w:szCs w:val="20"/>
-          <w:highlight w:val="yellow"/>
         </w:rPr>
       </w:pPr>
       <w:r>
@@ -1244,7 +1101,6 @@
           <w:spacing w:val="2"/>
           <w:sz w:val="20"/>
           <w:szCs w:val="20"/>
-          <w:highlight w:val="yellow"/>
         </w:rPr>
         <w:t>STF - Súmula 501. Compete à Justiça Ordinária Estadual o processo e o julgamento, em ambas as instâncias, das causas de acidente do trabalho, ainda que promovidas contra a União, suas autarquias, empresas públicas ou sociedades de economia mista.</w:t>
       </w:r>
@@ -1271,50 +1127,31 @@
           <w:spacing w:val="2"/>
         </w:rPr>
         <w:tab/>
+        <w:t xml:space="preserve">Portanto, resta devidamente comprovada a competência deste Juízo para o processamento da presente demanda. </w:t>
       </w:r>
       <w:r>
         <w:rPr>
           <w:rFonts w:ascii="Arial" w:eastAsia="Calibri" w:hAnsi="Arial" w:cs="Arial"/>
           <w:color w:val="000000"/>
           <w:spacing w:val="2"/>
-          <w:highlight w:val="yellow"/>
-        </w:rPr>
-        <w:t>Portanto, resta devidamente comprovada a competência deste Juízo para o processamento da presente demanda.</w:t>
-      </w:r>
+        </w:rPr>
+        <w:t xml:space="preserve">{% </w:t>
+      </w:r>
+      <w:proofErr w:type="spellStart"/>
       <w:r>
         <w:rPr>
           <w:rFonts w:ascii="Arial" w:eastAsia="Calibri" w:hAnsi="Arial" w:cs="Arial"/>
           <w:color w:val="000000"/>
           <w:spacing w:val="2"/>
         </w:rPr>
-        <w:t xml:space="preserve"> </w:t>
-      </w:r>
+        <w:t>endif</w:t>
+      </w:r>
+      <w:proofErr w:type="spellEnd"/>
       <w:r>
         <w:rPr>
           <w:rFonts w:ascii="Arial" w:eastAsia="Calibri" w:hAnsi="Arial" w:cs="Arial"/>
           <w:color w:val="000000"/>
           <w:spacing w:val="2"/>
-          <w:highlight w:val="green"/>
-        </w:rPr>
-        <w:t xml:space="preserve">{% </w:t>
-      </w:r>
-      <w:proofErr w:type="spellStart"/>
-      <w:r>
-        <w:rPr>
-          <w:rFonts w:ascii="Arial" w:eastAsia="Calibri" w:hAnsi="Arial" w:cs="Arial"/>
-          <w:color w:val="000000"/>
-          <w:spacing w:val="2"/>
-          <w:highlight w:val="green"/>
-        </w:rPr>
-        <w:t>endif</w:t>
-      </w:r>
-      <w:proofErr w:type="spellEnd"/>
-      <w:r>
-        <w:rPr>
-          <w:rFonts w:ascii="Arial" w:eastAsia="Calibri" w:hAnsi="Arial" w:cs="Arial"/>
-          <w:color w:val="000000"/>
-          <w:spacing w:val="2"/>
-          <w:highlight w:val="green"/>
         </w:rPr>
         <w:t xml:space="preserve"> %}</w:t>
       </w:r>
@@ -1408,14 +1245,12 @@
         <w:jc w:val="both"/>
         <w:rPr>
           <w:rFonts w:ascii="Arial" w:hAnsi="Arial" w:cs="Arial"/>
-          <w:highlight w:val="yellow"/>
         </w:rPr>
       </w:pPr>
       <w:proofErr w:type="gramStart"/>
       <w:r>
         <w:rPr>
           <w:rFonts w:ascii="Arial" w:hAnsi="Arial" w:cs="Arial"/>
-          <w:highlight w:val="yellow"/>
         </w:rPr>
         <w:lastRenderedPageBreak/>
         <w:t xml:space="preserve">{{ </w:t>
@@ -1424,7 +1259,6 @@
       <w:r>
         <w:rPr>
           <w:rFonts w:ascii="Arial" w:hAnsi="Arial" w:cs="Arial"/>
-          <w:highlight w:val="yellow"/>
         </w:rPr>
         <w:t>fatos</w:t>
       </w:r>
@@ -1432,7 +1266,6 @@
       <w:r>
         <w:rPr>
           <w:rFonts w:ascii="Arial" w:hAnsi="Arial" w:cs="Arial"/>
-          <w:highlight w:val="yellow"/>
         </w:rPr>
         <w:t>_auxilio_</w:t>
       </w:r>
@@ -1440,7 +1273,6 @@
       <w:r>
         <w:rPr>
           <w:rFonts w:ascii="Arial" w:hAnsi="Arial" w:cs="Arial"/>
-          <w:highlight w:val="yellow"/>
         </w:rPr>
         <w:t>acidente</w:t>
       </w:r>
@@ -1448,7 +1280,6 @@
       <w:r>
         <w:rPr>
           <w:rFonts w:ascii="Arial" w:hAnsi="Arial" w:cs="Arial"/>
-          <w:highlight w:val="yellow"/>
         </w:rPr>
         <w:t xml:space="preserve"> }</w:t>
       </w:r>
@@ -1456,7 +1287,6 @@
       <w:r>
         <w:rPr>
           <w:rFonts w:ascii="Arial" w:hAnsi="Arial" w:cs="Arial"/>
-          <w:highlight w:val="yellow"/>
         </w:rPr>
         <w:t xml:space="preserve">} </w:t>
       </w:r>
@@ -1476,19 +1306,9 @@
           <w:rStyle w:val="vkekvd"/>
           <w:rFonts w:ascii="Arial" w:hAnsi="Arial" w:cs="Arial"/>
           <w:color w:val="0A0A0A"/>
-          <w:highlight w:val="yellow"/>
           <w:shd w:val="clear" w:color="auto" w:fill="FFFFFF"/>
         </w:rPr>
-        <w:t>Para</w:t>
-      </w:r>
-      <w:r>
-        <w:rPr>
-          <w:rStyle w:val="vkekvd"/>
-          <w:rFonts w:ascii="Arial" w:hAnsi="Arial" w:cs="Arial"/>
-          <w:color w:val="0A0A0A"/>
-          <w:shd w:val="clear" w:color="auto" w:fill="FFFFFF"/>
-        </w:rPr>
-        <w:t xml:space="preserve"> melhor compreensão, vejamos </w:t>
+        <w:t xml:space="preserve">Para melhor compreensão, vejamos </w:t>
       </w:r>
       <w:r>
         <w:rPr>
@@ -1532,15 +1352,13 @@
           <w:rFonts w:ascii="Arial" w:hAnsi="Arial" w:cs="Arial"/>
           <w:b/>
           <w:bCs/>
-          <w:highlight w:val="yellow"/>
-        </w:rPr>
-      </w:pPr>
-      <w:r>
-        <w:rPr>
-          <w:rFonts w:ascii="Arial" w:hAnsi="Arial" w:cs="Arial"/>
-          <w:b/>
-          <w:bCs/>
-          <w:highlight w:val="yellow"/>
+        </w:rPr>
+      </w:pPr>
+      <w:r>
+        <w:rPr>
+          <w:rFonts w:ascii="Arial" w:hAnsi="Arial" w:cs="Arial"/>
+          <w:b/>
+          <w:bCs/>
         </w:rPr>
         <w:t xml:space="preserve">{% for </w:t>
       </w:r>
@@ -1550,7 +1368,6 @@
           <w:rFonts w:ascii="Arial" w:hAnsi="Arial" w:cs="Arial"/>
           <w:b/>
           <w:bCs/>
-          <w:highlight w:val="yellow"/>
         </w:rPr>
         <w:t>img</w:t>
       </w:r>
@@ -1560,7 +1377,6 @@
           <w:rFonts w:ascii="Arial" w:hAnsi="Arial" w:cs="Arial"/>
           <w:b/>
           <w:bCs/>
-          <w:highlight w:val="yellow"/>
         </w:rPr>
         <w:t xml:space="preserve"> in </w:t>
       </w:r>
@@ -1570,7 +1386,6 @@
           <w:rFonts w:ascii="Arial" w:hAnsi="Arial" w:cs="Arial"/>
           <w:b/>
           <w:bCs/>
-          <w:highlight w:val="yellow"/>
         </w:rPr>
         <w:t>lista_img_acidente</w:t>
       </w:r>
@@ -1580,7 +1395,6 @@
           <w:rFonts w:ascii="Arial" w:hAnsi="Arial" w:cs="Arial"/>
           <w:b/>
           <w:bCs/>
-          <w:highlight w:val="yellow"/>
         </w:rPr>
         <w:t xml:space="preserve"> %}</w:t>
       </w:r>
@@ -1595,7 +1409,6 @@
           <w:rFonts w:ascii="Arial" w:hAnsi="Arial" w:cs="Arial"/>
           <w:b/>
           <w:bCs/>
-          <w:highlight w:val="yellow"/>
         </w:rPr>
       </w:pPr>
       <w:proofErr w:type="gramStart"/>
@@ -1604,7 +1417,6 @@
           <w:rFonts w:ascii="Arial" w:hAnsi="Arial" w:cs="Arial"/>
           <w:b/>
           <w:bCs/>
-          <w:highlight w:val="yellow"/>
         </w:rPr>
         <w:t xml:space="preserve">{{ </w:t>
       </w:r>
@@ -1614,7 +1426,6 @@
           <w:rFonts w:ascii="Arial" w:hAnsi="Arial" w:cs="Arial"/>
           <w:b/>
           <w:bCs/>
-          <w:highlight w:val="yellow"/>
         </w:rPr>
         <w:t>img</w:t>
       </w:r>
@@ -1625,7 +1436,6 @@
           <w:rFonts w:ascii="Arial" w:hAnsi="Arial" w:cs="Arial"/>
           <w:b/>
           <w:bCs/>
-          <w:highlight w:val="yellow"/>
         </w:rPr>
         <w:t xml:space="preserve"> }}</w:t>
       </w:r>
@@ -1647,7 +1457,6 @@
           <w:rFonts w:ascii="Arial" w:hAnsi="Arial" w:cs="Arial"/>
           <w:b/>
           <w:bCs/>
-          <w:highlight w:val="yellow"/>
         </w:rPr>
         <w:t xml:space="preserve">{% </w:t>
       </w:r>
@@ -1657,7 +1466,6 @@
           <w:rFonts w:ascii="Arial" w:hAnsi="Arial" w:cs="Arial"/>
           <w:b/>
           <w:bCs/>
-          <w:highlight w:val="yellow"/>
         </w:rPr>
         <w:t>endfor</w:t>
       </w:r>
@@ -1667,7 +1475,6 @@
           <w:rFonts w:ascii="Arial" w:hAnsi="Arial" w:cs="Arial"/>
           <w:b/>
           <w:bCs/>
-          <w:highlight w:val="yellow"/>
         </w:rPr>
         <w:t xml:space="preserve"> %}</w:t>
       </w:r>
@@ -2783,7 +2590,6 @@
         <w:rPr>
           <w:rFonts w:ascii="Arial" w:eastAsiaTheme="minorHAnsi" w:hAnsi="Arial" w:cs="Arial"/>
           <w:kern w:val="0"/>
-          <w:highlight w:val="yellow"/>
           <w:lang w:eastAsia="en-US" w:bidi="ar-SA"/>
         </w:rPr>
         <w:t xml:space="preserve">apresenta </w:t>
@@ -2793,7 +2599,6 @@
         <w:rPr>
           <w:rFonts w:ascii="Arial" w:eastAsiaTheme="minorHAnsi" w:hAnsi="Arial" w:cs="Arial"/>
           <w:kern w:val="0"/>
-          <w:highlight w:val="yellow"/>
           <w:lang w:eastAsia="en-US" w:bidi="ar-SA"/>
         </w:rPr>
         <w:t xml:space="preserve">{{ </w:t>
@@ -2803,7 +2608,6 @@
         <w:rPr>
           <w:rFonts w:ascii="Arial" w:eastAsiaTheme="minorHAnsi" w:hAnsi="Arial" w:cs="Arial"/>
           <w:kern w:val="0"/>
-          <w:highlight w:val="yellow"/>
           <w:lang w:eastAsia="en-US" w:bidi="ar-SA"/>
         </w:rPr>
         <w:t>sequela</w:t>
@@ -2813,7 +2617,6 @@
         <w:rPr>
           <w:rFonts w:ascii="Arial" w:eastAsiaTheme="minorHAnsi" w:hAnsi="Arial" w:cs="Arial"/>
           <w:kern w:val="0"/>
-          <w:highlight w:val="yellow"/>
           <w:lang w:eastAsia="en-US" w:bidi="ar-SA"/>
         </w:rPr>
         <w:t>_</w:t>
@@ -2823,7 +2626,6 @@
         <w:rPr>
           <w:rFonts w:ascii="Arial" w:eastAsiaTheme="minorHAnsi" w:hAnsi="Arial" w:cs="Arial"/>
           <w:kern w:val="0"/>
-          <w:highlight w:val="yellow"/>
           <w:lang w:eastAsia="en-US" w:bidi="ar-SA"/>
         </w:rPr>
         <w:t>descricao</w:t>
@@ -2833,7 +2635,6 @@
         <w:rPr>
           <w:rFonts w:ascii="Arial" w:eastAsiaTheme="minorHAnsi" w:hAnsi="Arial" w:cs="Arial"/>
           <w:kern w:val="0"/>
-          <w:highlight w:val="yellow"/>
           <w:lang w:eastAsia="en-US" w:bidi="ar-SA"/>
         </w:rPr>
         <w:t xml:space="preserve"> }</w:t>
@@ -2843,7 +2644,6 @@
         <w:rPr>
           <w:rFonts w:ascii="Arial" w:eastAsiaTheme="minorHAnsi" w:hAnsi="Arial" w:cs="Arial"/>
           <w:kern w:val="0"/>
-          <w:highlight w:val="yellow"/>
           <w:lang w:eastAsia="en-US" w:bidi="ar-SA"/>
         </w:rPr>
         <w:t>}</w:t>
@@ -2852,18 +2652,9 @@
         <w:rPr>
           <w:rFonts w:ascii="Arial" w:eastAsiaTheme="minorHAnsi" w:hAnsi="Arial" w:cs="Arial"/>
           <w:kern w:val="0"/>
-          <w:highlight w:val="yellow"/>
           <w:lang w:eastAsia="en-US" w:bidi="ar-SA"/>
         </w:rPr>
-        <w:t>, resultando em</w:t>
-      </w:r>
-      <w:r>
-        <w:rPr>
-          <w:rFonts w:ascii="Arial" w:eastAsiaTheme="minorHAnsi" w:hAnsi="Arial" w:cs="Arial"/>
-          <w:kern w:val="0"/>
-          <w:lang w:eastAsia="en-US" w:bidi="ar-SA"/>
-        </w:rPr>
-        <w:t xml:space="preserve"> redução da capacidade laboral para a atividades habituais</w:t>
+        <w:t>, resultando em redução da capacidade laboral para a atividades habituais</w:t>
       </w:r>
       <w:r>
         <w:rPr>
@@ -2908,17 +2699,15 @@
         <w:rPr>
           <w:rFonts w:ascii="Arial" w:eastAsia="Times New Roman" w:hAnsi="Arial" w:cs="Arial"/>
           <w:kern w:val="0"/>
-          <w:highlight w:val="yellow"/>
-          <w:lang w:eastAsia="pt-BR" w:bidi="ar-SA"/>
-        </w:rPr>
-      </w:pPr>
-      <w:r>
-        <w:rPr>
-          <w:rFonts w:ascii="Arial" w:eastAsia="Times New Roman" w:hAnsi="Arial" w:cs="Arial"/>
-          <w:b/>
-          <w:bCs/>
-          <w:kern w:val="0"/>
-          <w:highlight w:val="green"/>
+          <w:lang w:eastAsia="pt-BR" w:bidi="ar-SA"/>
+        </w:rPr>
+      </w:pPr>
+      <w:r>
+        <w:rPr>
+          <w:rFonts w:ascii="Arial" w:eastAsia="Times New Roman" w:hAnsi="Arial" w:cs="Arial"/>
+          <w:b/>
+          <w:bCs/>
+          <w:kern w:val="0"/>
           <w:lang w:eastAsia="pt-BR" w:bidi="ar-SA"/>
         </w:rPr>
         <w:t xml:space="preserve">{% </w:t>
@@ -2930,7 +2719,6 @@
           <w:b/>
           <w:bCs/>
           <w:kern w:val="0"/>
-          <w:highlight w:val="green"/>
           <w:lang w:eastAsia="pt-BR" w:bidi="ar-SA"/>
         </w:rPr>
         <w:t>if</w:t>
@@ -2942,7 +2730,6 @@
           <w:b/>
           <w:bCs/>
           <w:kern w:val="0"/>
-          <w:highlight w:val="green"/>
           <w:lang w:eastAsia="pt-BR" w:bidi="ar-SA"/>
         </w:rPr>
         <w:t xml:space="preserve"> </w:t>
@@ -2954,7 +2741,6 @@
           <w:b/>
           <w:bCs/>
           <w:kern w:val="0"/>
-          <w:highlight w:val="green"/>
           <w:lang w:eastAsia="pt-BR" w:bidi="ar-SA"/>
         </w:rPr>
         <w:t>tese_termo_inicial</w:t>
@@ -2966,7 +2752,6 @@
           <w:b/>
           <w:bCs/>
           <w:kern w:val="0"/>
-          <w:highlight w:val="green"/>
           <w:lang w:eastAsia="pt-BR" w:bidi="ar-SA"/>
         </w:rPr>
         <w:t xml:space="preserve"> </w:t>
@@ -2978,7 +2763,6 @@
           <w:b/>
           <w:bCs/>
           <w:kern w:val="0"/>
-          <w:highlight w:val="green"/>
           <w:lang w:eastAsia="pt-BR" w:bidi="ar-SA"/>
         </w:rPr>
         <w:t>%}</w:t>
@@ -2989,7 +2773,6 @@
           <w:b/>
           <w:bCs/>
           <w:kern w:val="0"/>
-          <w:highlight w:val="yellow"/>
           <w:lang w:eastAsia="pt-BR" w:bidi="ar-SA"/>
         </w:rPr>
         <w:t>I</w:t>
@@ -3000,7 +2783,6 @@
           <w:b/>
           <w:bCs/>
           <w:kern w:val="0"/>
-          <w:highlight w:val="yellow"/>
           <w:lang w:eastAsia="pt-BR" w:bidi="ar-SA"/>
         </w:rPr>
         <w:t>II</w:t>
@@ -3011,7 +2793,6 @@
           <w:b/>
           <w:bCs/>
           <w:kern w:val="0"/>
-          <w:highlight w:val="yellow"/>
           <w:lang w:eastAsia="pt-BR" w:bidi="ar-SA"/>
         </w:rPr>
         <w:t>.</w:t>
@@ -3023,7 +2804,6 @@
           <w:b/>
           <w:bCs/>
           <w:kern w:val="0"/>
-          <w:highlight w:val="yellow"/>
           <w:lang w:eastAsia="pt-BR" w:bidi="ar-SA"/>
         </w:rPr>
         <w:t xml:space="preserve"> </w:t>
@@ -3034,7 +2814,6 @@
           <w:b/>
           <w:bCs/>
           <w:kern w:val="0"/>
-          <w:highlight w:val="yellow"/>
           <w:lang w:eastAsia="pt-BR" w:bidi="ar-SA"/>
         </w:rPr>
         <w:t>II</w:t>
@@ -3045,7 +2824,6 @@
           <w:b/>
           <w:bCs/>
           <w:kern w:val="0"/>
-          <w:highlight w:val="yellow"/>
           <w:lang w:eastAsia="pt-BR" w:bidi="ar-SA"/>
         </w:rPr>
         <w:t>.</w:t>
@@ -3056,7 +2834,6 @@
           <w:b/>
           <w:bCs/>
           <w:kern w:val="0"/>
-          <w:highlight w:val="yellow"/>
           <w:lang w:eastAsia="pt-BR" w:bidi="ar-SA"/>
         </w:rPr>
         <w:t xml:space="preserve"> Do Termo Inicial do Benefício (DIB)</w:t>
@@ -3757,23 +3534,13 @@
           <w:kern w:val="0"/>
           <w:lang w:eastAsia="pt-BR" w:bidi="ar-SA"/>
         </w:rPr>
-        <w:t xml:space="preserve">Portanto, o Requerente faz jus ao recebimento do </w:t>
-      </w:r>
-      <w:r>
-        <w:rPr>
-          <w:rFonts w:ascii="Arial" w:eastAsia="Times New Roman" w:hAnsi="Arial" w:cs="Arial"/>
-          <w:kern w:val="0"/>
-          <w:highlight w:val="yellow"/>
-          <w:lang w:eastAsia="pt-BR" w:bidi="ar-SA"/>
-        </w:rPr>
-        <w:t xml:space="preserve">benefício desde </w:t>
+        <w:t xml:space="preserve">Portanto, o Requerente faz jus ao recebimento do benefício desde </w:t>
       </w:r>
       <w:proofErr w:type="gramStart"/>
       <w:r>
         <w:rPr>
           <w:rFonts w:ascii="Arial" w:eastAsia="Times New Roman" w:hAnsi="Arial" w:cs="Arial"/>
           <w:kern w:val="0"/>
-          <w:highlight w:val="yellow"/>
           <w:lang w:eastAsia="pt-BR" w:bidi="ar-SA"/>
         </w:rPr>
         <w:t xml:space="preserve">{{ </w:t>
@@ -3783,7 +3550,6 @@
         <w:rPr>
           <w:rFonts w:ascii="Arial" w:eastAsia="Times New Roman" w:hAnsi="Arial" w:cs="Arial"/>
           <w:kern w:val="0"/>
-          <w:highlight w:val="yellow"/>
           <w:lang w:eastAsia="pt-BR" w:bidi="ar-SA"/>
         </w:rPr>
         <w:t>data</w:t>
@@ -3793,7 +3559,6 @@
         <w:rPr>
           <w:rFonts w:ascii="Arial" w:eastAsia="Times New Roman" w:hAnsi="Arial" w:cs="Arial"/>
           <w:kern w:val="0"/>
-          <w:highlight w:val="yellow"/>
           <w:lang w:eastAsia="pt-BR" w:bidi="ar-SA"/>
         </w:rPr>
         <w:t>_termo_</w:t>
@@ -3803,7 +3568,6 @@
         <w:rPr>
           <w:rFonts w:ascii="Arial" w:eastAsia="Times New Roman" w:hAnsi="Arial" w:cs="Arial"/>
           <w:kern w:val="0"/>
-          <w:highlight w:val="yellow"/>
           <w:lang w:eastAsia="pt-BR" w:bidi="ar-SA"/>
         </w:rPr>
         <w:t>inicial</w:t>
@@ -3813,7 +3577,6 @@
         <w:rPr>
           <w:rFonts w:ascii="Arial" w:eastAsia="Times New Roman" w:hAnsi="Arial" w:cs="Arial"/>
           <w:kern w:val="0"/>
-          <w:highlight w:val="yellow"/>
           <w:lang w:eastAsia="pt-BR" w:bidi="ar-SA"/>
         </w:rPr>
         <w:t xml:space="preserve"> }</w:t>
@@ -3823,7 +3586,6 @@
         <w:rPr>
           <w:rFonts w:ascii="Arial" w:eastAsia="Times New Roman" w:hAnsi="Arial" w:cs="Arial"/>
           <w:kern w:val="0"/>
-          <w:highlight w:val="yellow"/>
           <w:lang w:eastAsia="pt-BR" w:bidi="ar-SA"/>
         </w:rPr>
         <w:t>}</w:t>
@@ -3832,34 +3594,15 @@
         <w:rPr>
           <w:rFonts w:ascii="Arial" w:eastAsia="Times New Roman" w:hAnsi="Arial" w:cs="Arial"/>
           <w:kern w:val="0"/>
-          <w:highlight w:val="yellow"/>
-          <w:lang w:eastAsia="pt-BR" w:bidi="ar-SA"/>
-        </w:rPr>
-        <w:t>, data imediat</w:t>
-      </w:r>
-      <w:r>
-        <w:rPr>
-          <w:rFonts w:ascii="Arial" w:eastAsia="Times New Roman" w:hAnsi="Arial" w:cs="Arial"/>
-          <w:kern w:val="0"/>
-          <w:lang w:eastAsia="pt-BR" w:bidi="ar-SA"/>
-        </w:rPr>
-        <w:t>amente posterior à cessação do seu auxílio-</w:t>
-      </w:r>
-      <w:r>
-        <w:rPr>
-          <w:rFonts w:ascii="Arial" w:eastAsia="Times New Roman" w:hAnsi="Arial" w:cs="Arial"/>
-          <w:kern w:val="0"/>
-          <w:highlight w:val="yellow"/>
-          <w:lang w:eastAsia="pt-BR" w:bidi="ar-SA"/>
-        </w:rPr>
-        <w:t xml:space="preserve">doença (NB </w:t>
+          <w:lang w:eastAsia="pt-BR" w:bidi="ar-SA"/>
+        </w:rPr>
+        <w:t xml:space="preserve">, data imediatamente posterior à cessação do seu auxílio-doença (NB </w:t>
       </w:r>
       <w:proofErr w:type="gramStart"/>
       <w:r>
         <w:rPr>
           <w:rFonts w:ascii="Arial" w:eastAsia="Times New Roman" w:hAnsi="Arial" w:cs="Arial"/>
           <w:kern w:val="0"/>
-          <w:highlight w:val="yellow"/>
           <w:lang w:eastAsia="pt-BR" w:bidi="ar-SA"/>
         </w:rPr>
         <w:t xml:space="preserve">{{ </w:t>
@@ -3869,7 +3612,6 @@
         <w:rPr>
           <w:rFonts w:ascii="Arial" w:eastAsia="Times New Roman" w:hAnsi="Arial" w:cs="Arial"/>
           <w:kern w:val="0"/>
-          <w:highlight w:val="yellow"/>
           <w:lang w:eastAsia="pt-BR" w:bidi="ar-SA"/>
         </w:rPr>
         <w:t>nb</w:t>
@@ -3879,7 +3621,6 @@
         <w:rPr>
           <w:rFonts w:ascii="Arial" w:eastAsia="Times New Roman" w:hAnsi="Arial" w:cs="Arial"/>
           <w:kern w:val="0"/>
-          <w:highlight w:val="yellow"/>
           <w:lang w:eastAsia="pt-BR" w:bidi="ar-SA"/>
         </w:rPr>
         <w:t>_anterior_</w:t>
@@ -3889,7 +3630,6 @@
         <w:rPr>
           <w:rFonts w:ascii="Arial" w:eastAsia="Times New Roman" w:hAnsi="Arial" w:cs="Arial"/>
           <w:kern w:val="0"/>
-          <w:highlight w:val="yellow"/>
           <w:lang w:eastAsia="pt-BR" w:bidi="ar-SA"/>
         </w:rPr>
         <w:t>auxilio</w:t>
@@ -3899,7 +3639,6 @@
         <w:rPr>
           <w:rFonts w:ascii="Arial" w:eastAsia="Times New Roman" w:hAnsi="Arial" w:cs="Arial"/>
           <w:kern w:val="0"/>
-          <w:highlight w:val="yellow"/>
           <w:lang w:eastAsia="pt-BR" w:bidi="ar-SA"/>
         </w:rPr>
         <w:t xml:space="preserve"> }</w:t>
@@ -3909,7 +3648,6 @@
         <w:rPr>
           <w:rFonts w:ascii="Arial" w:eastAsia="Times New Roman" w:hAnsi="Arial" w:cs="Arial"/>
           <w:kern w:val="0"/>
-          <w:highlight w:val="yellow"/>
           <w:lang w:eastAsia="pt-BR" w:bidi="ar-SA"/>
         </w:rPr>
         <w:t>}</w:t>
@@ -3920,7 +3658,6 @@
           <w:b/>
           <w:bCs/>
           <w:kern w:val="0"/>
-          <w:highlight w:val="yellow"/>
           <w:lang w:eastAsia="en-US" w:bidi="ar-SA"/>
         </w:rPr>
         <w:t xml:space="preserve">, em </w:t>
@@ -3932,7 +3669,6 @@
           <w:b/>
           <w:bCs/>
           <w:kern w:val="0"/>
-          <w:highlight w:val="yellow"/>
           <w:lang w:eastAsia="en-US" w:bidi="ar-SA"/>
         </w:rPr>
         <w:t xml:space="preserve">{{ </w:t>
@@ -3944,7 +3680,6 @@
           <w:b/>
           <w:bCs/>
           <w:kern w:val="0"/>
-          <w:highlight w:val="yellow"/>
           <w:lang w:eastAsia="en-US" w:bidi="ar-SA"/>
         </w:rPr>
         <w:t>data</w:t>
@@ -3956,7 +3691,6 @@
           <w:b/>
           <w:bCs/>
           <w:kern w:val="0"/>
-          <w:highlight w:val="yellow"/>
           <w:lang w:eastAsia="en-US" w:bidi="ar-SA"/>
         </w:rPr>
         <w:t>_cessacao_</w:t>
@@ -3968,7 +3702,6 @@
           <w:b/>
           <w:bCs/>
           <w:kern w:val="0"/>
-          <w:highlight w:val="yellow"/>
           <w:lang w:eastAsia="en-US" w:bidi="ar-SA"/>
         </w:rPr>
         <w:t>auxilio</w:t>
@@ -3980,7 +3713,6 @@
           <w:b/>
           <w:bCs/>
           <w:kern w:val="0"/>
-          <w:highlight w:val="yellow"/>
           <w:lang w:eastAsia="en-US" w:bidi="ar-SA"/>
         </w:rPr>
         <w:t xml:space="preserve"> }</w:t>
@@ -3992,7 +3724,6 @@
           <w:b/>
           <w:bCs/>
           <w:kern w:val="0"/>
-          <w:highlight w:val="yellow"/>
           <w:lang w:eastAsia="en-US" w:bidi="ar-SA"/>
         </w:rPr>
         <w:t>}</w:t>
@@ -4001,7 +3732,6 @@
         <w:rPr>
           <w:rFonts w:ascii="Arial" w:eastAsia="Times New Roman" w:hAnsi="Arial" w:cs="Arial"/>
           <w:kern w:val="0"/>
-          <w:highlight w:val="yellow"/>
           <w:lang w:eastAsia="pt-BR" w:bidi="ar-SA"/>
         </w:rPr>
         <w:t>).</w:t>
@@ -4013,7 +3743,6 @@
         <w:rPr>
           <w:rFonts w:ascii="Arial" w:eastAsia="Times New Roman" w:hAnsi="Arial" w:cs="Arial"/>
           <w:kern w:val="0"/>
-          <w:highlight w:val="green"/>
           <w:lang w:eastAsia="pt-BR" w:bidi="ar-SA"/>
         </w:rPr>
         <w:t xml:space="preserve">{% </w:t>
@@ -4023,7 +3752,6 @@
         <w:rPr>
           <w:rFonts w:ascii="Arial" w:eastAsia="Times New Roman" w:hAnsi="Arial" w:cs="Arial"/>
           <w:kern w:val="0"/>
-          <w:highlight w:val="green"/>
           <w:lang w:eastAsia="pt-BR" w:bidi="ar-SA"/>
         </w:rPr>
         <w:t>endif</w:t>
@@ -4033,7 +3761,6 @@
         <w:rPr>
           <w:rFonts w:ascii="Arial" w:eastAsia="Times New Roman" w:hAnsi="Arial" w:cs="Arial"/>
           <w:kern w:val="0"/>
-          <w:highlight w:val="green"/>
           <w:lang w:eastAsia="pt-BR" w:bidi="ar-SA"/>
         </w:rPr>
         <w:t xml:space="preserve"> %}</w:t>
@@ -4769,7 +4496,6 @@
         <w:jc w:val="both"/>
         <w:rPr>
           <w:rFonts w:ascii="Arial" w:hAnsi="Arial" w:cs="Arial"/>
-          <w:highlight w:val="green"/>
         </w:rPr>
       </w:pPr>
       <w:r>
@@ -4822,7 +4548,6 @@
         <w:jc w:val="both"/>
         <w:rPr>
           <w:rFonts w:ascii="Arial" w:hAnsi="Arial" w:cs="Arial"/>
-          <w:highlight w:val="green"/>
         </w:rPr>
       </w:pPr>
       <w:r>
@@ -4865,7 +4590,6 @@
         <w:rPr>
           <w:rFonts w:ascii="Arial" w:eastAsia="Calibri" w:hAnsi="Arial" w:cs="Arial"/>
           <w:color w:val="000000"/>
-          <w:highlight w:val="green"/>
         </w:rPr>
         <w:t xml:space="preserve">{% </w:t>
       </w:r>
@@ -4874,7 +4598,6 @@
         <w:rPr>
           <w:rFonts w:ascii="Arial" w:eastAsia="Calibri" w:hAnsi="Arial" w:cs="Arial"/>
           <w:color w:val="000000"/>
-          <w:highlight w:val="green"/>
         </w:rPr>
         <w:t>if</w:t>
       </w:r>
@@ -4883,7 +4606,6 @@
         <w:rPr>
           <w:rFonts w:ascii="Arial" w:eastAsia="Calibri" w:hAnsi="Arial" w:cs="Arial"/>
           <w:color w:val="000000"/>
-          <w:highlight w:val="green"/>
         </w:rPr>
         <w:t xml:space="preserve"> </w:t>
       </w:r>
@@ -4892,7 +4614,6 @@
         <w:rPr>
           <w:rFonts w:ascii="Arial" w:eastAsia="Calibri" w:hAnsi="Arial" w:cs="Arial"/>
           <w:color w:val="000000"/>
-          <w:highlight w:val="green"/>
         </w:rPr>
         <w:t>tese_termo_inicial</w:t>
       </w:r>
@@ -4901,7 +4622,6 @@
         <w:rPr>
           <w:rFonts w:ascii="Arial" w:eastAsia="Calibri" w:hAnsi="Arial" w:cs="Arial"/>
           <w:color w:val="000000"/>
-          <w:highlight w:val="green"/>
         </w:rPr>
         <w:t xml:space="preserve"> %}</w:t>
       </w:r>
@@ -4930,7 +4650,6 @@
           <w:b/>
           <w:bCs/>
           <w:color w:val="000000"/>
-          <w:highlight w:val="green"/>
           <w:u w:val="single"/>
         </w:rPr>
         <w:lastRenderedPageBreak/>
@@ -4940,7 +4659,6 @@
         <w:rPr>
           <w:rFonts w:ascii="Arial" w:eastAsia="Calibri" w:hAnsi="Arial" w:cs="Arial"/>
           <w:color w:val="000000"/>
-          <w:highlight w:val="green"/>
           <w:u w:val="single"/>
         </w:rPr>
         <w:t xml:space="preserve"> </w:t>
@@ -4951,7 +4669,6 @@
           <w:b/>
           <w:bCs/>
           <w:color w:val="000000"/>
-          <w:highlight w:val="green"/>
           <w:u w:val="single"/>
         </w:rPr>
         <w:t>PROCEDENTE</w:t>
@@ -4976,21 +4693,12 @@
           <w:rFonts w:ascii="Arial" w:eastAsia="Calibri" w:hAnsi="Arial" w:cs="Arial"/>
           <w:color w:val="000000"/>
         </w:rPr>
-        <w:t>condenando o INSS a CONCEDER o benefício de AUXÍLIO-</w:t>
-      </w:r>
-      <w:r>
-        <w:rPr>
-          <w:rFonts w:ascii="Arial" w:eastAsia="Calibri" w:hAnsi="Arial" w:cs="Arial"/>
-          <w:color w:val="000000"/>
-          <w:highlight w:val="yellow"/>
-        </w:rPr>
-        <w:t>ACIDENTE fixando-se a data de início após à DCB</w:t>
-      </w:r>
-      <w:r>
-        <w:rPr>
-          <w:rFonts w:ascii="Arial" w:eastAsia="Calibri" w:hAnsi="Arial" w:cs="Arial"/>
-          <w:color w:val="000000"/>
-          <w:highlight w:val="yellow"/>
+        <w:t>condenando o INSS a CONCEDER o benefício de AUXÍLIO-ACIDENTE fixando-se a data de início após à DCB</w:t>
+      </w:r>
+      <w:r>
+        <w:rPr>
+          <w:rFonts w:ascii="Arial" w:eastAsia="Calibri" w:hAnsi="Arial" w:cs="Arial"/>
+          <w:color w:val="000000"/>
         </w:rPr>
         <w:t xml:space="preserve"> DE AUXÍLIO-DOENÇA</w:t>
       </w:r>
@@ -4998,7 +4706,6 @@
         <w:rPr>
           <w:rFonts w:ascii="Arial" w:eastAsia="Calibri" w:hAnsi="Arial" w:cs="Arial"/>
           <w:color w:val="000000"/>
-          <w:highlight w:val="yellow"/>
         </w:rPr>
         <w:t xml:space="preserve"> </w:t>
       </w:r>
@@ -5007,7 +4714,6 @@
         <w:rPr>
           <w:rFonts w:ascii="Arial" w:eastAsia="Calibri" w:hAnsi="Arial" w:cs="Arial"/>
           <w:color w:val="000000"/>
-          <w:highlight w:val="yellow"/>
         </w:rPr>
         <w:t>(</w:t>
       </w:r>
@@ -5015,7 +4721,6 @@
         <w:rPr>
           <w:rFonts w:ascii="Arial" w:eastAsia="Calibri" w:hAnsi="Arial" w:cs="Arial"/>
           <w:color w:val="000000"/>
-          <w:highlight w:val="yellow"/>
         </w:rPr>
         <w:t xml:space="preserve"> </w:t>
       </w:r>
@@ -5023,7 +4728,6 @@
         <w:rPr>
           <w:rFonts w:ascii="Arial" w:eastAsia="Calibri" w:hAnsi="Arial" w:cs="Arial"/>
           <w:color w:val="000000"/>
-          <w:highlight w:val="yellow"/>
         </w:rPr>
         <w:t xml:space="preserve">{{ </w:t>
       </w:r>
@@ -5032,7 +4736,6 @@
         <w:rPr>
           <w:rFonts w:ascii="Arial" w:eastAsia="Calibri" w:hAnsi="Arial" w:cs="Arial"/>
           <w:color w:val="000000"/>
-          <w:highlight w:val="yellow"/>
         </w:rPr>
         <w:t>data</w:t>
       </w:r>
@@ -5041,7 +4744,6 @@
         <w:rPr>
           <w:rFonts w:ascii="Arial" w:eastAsia="Calibri" w:hAnsi="Arial" w:cs="Arial"/>
           <w:color w:val="000000"/>
-          <w:highlight w:val="yellow"/>
         </w:rPr>
         <w:t>_cessacao_</w:t>
       </w:r>
@@ -5050,7 +4752,6 @@
         <w:rPr>
           <w:rFonts w:ascii="Arial" w:eastAsia="Calibri" w:hAnsi="Arial" w:cs="Arial"/>
           <w:color w:val="000000"/>
-          <w:highlight w:val="yellow"/>
         </w:rPr>
         <w:t>auxilio</w:t>
       </w:r>
@@ -5059,7 +4760,6 @@
         <w:rPr>
           <w:rFonts w:ascii="Arial" w:eastAsia="Calibri" w:hAnsi="Arial" w:cs="Arial"/>
           <w:color w:val="000000"/>
-          <w:highlight w:val="yellow"/>
         </w:rPr>
         <w:t xml:space="preserve"> }</w:t>
       </w:r>
@@ -5068,7 +4768,6 @@
         <w:rPr>
           <w:rFonts w:ascii="Arial" w:eastAsia="Calibri" w:hAnsi="Arial" w:cs="Arial"/>
           <w:color w:val="000000"/>
-          <w:highlight w:val="yellow"/>
         </w:rPr>
         <w:t>}</w:t>
       </w:r>
@@ -5076,7 +4775,6 @@
         <w:rPr>
           <w:rFonts w:ascii="Arial" w:eastAsia="Calibri" w:hAnsi="Arial" w:cs="Arial"/>
           <w:color w:val="000000"/>
-          <w:highlight w:val="yellow"/>
         </w:rPr>
         <w:t xml:space="preserve"> </w:t>
       </w:r>
@@ -5084,7 +4782,6 @@
         <w:rPr>
           <w:rFonts w:ascii="Arial" w:eastAsia="Calibri" w:hAnsi="Arial" w:cs="Arial"/>
           <w:color w:val="000000"/>
-          <w:highlight w:val="yellow"/>
         </w:rPr>
         <w:t>)</w:t>
       </w:r>
@@ -5092,7 +4789,6 @@
         <w:rPr>
           <w:rFonts w:ascii="Arial" w:eastAsia="Calibri" w:hAnsi="Arial" w:cs="Arial"/>
           <w:color w:val="000000"/>
-          <w:highlight w:val="yellow"/>
         </w:rPr>
         <w:t xml:space="preserve">, sob o NB </w:t>
       </w:r>
@@ -5101,7 +4797,6 @@
         <w:rPr>
           <w:rFonts w:ascii="Arial" w:eastAsia="Calibri" w:hAnsi="Arial" w:cs="Arial"/>
           <w:color w:val="000000"/>
-          <w:highlight w:val="yellow"/>
         </w:rPr>
         <w:t xml:space="preserve">{{ </w:t>
       </w:r>
@@ -5110,7 +4805,6 @@
         <w:rPr>
           <w:rFonts w:ascii="Arial" w:eastAsia="Calibri" w:hAnsi="Arial" w:cs="Arial"/>
           <w:color w:val="000000"/>
-          <w:highlight w:val="yellow"/>
         </w:rPr>
         <w:t>nb</w:t>
       </w:r>
@@ -5119,7 +4813,6 @@
         <w:rPr>
           <w:rFonts w:ascii="Arial" w:eastAsia="Calibri" w:hAnsi="Arial" w:cs="Arial"/>
           <w:color w:val="000000"/>
-          <w:highlight w:val="yellow"/>
         </w:rPr>
         <w:t>_anterior_</w:t>
       </w:r>
@@ -5128,7 +4821,6 @@
         <w:rPr>
           <w:rFonts w:ascii="Arial" w:eastAsia="Calibri" w:hAnsi="Arial" w:cs="Arial"/>
           <w:color w:val="000000"/>
-          <w:highlight w:val="yellow"/>
         </w:rPr>
         <w:t>auxilio</w:t>
       </w:r>
@@ -5137,7 +4829,6 @@
         <w:rPr>
           <w:rFonts w:ascii="Arial" w:eastAsia="Calibri" w:hAnsi="Arial" w:cs="Arial"/>
           <w:color w:val="000000"/>
-          <w:highlight w:val="yellow"/>
         </w:rPr>
         <w:t xml:space="preserve"> }</w:t>
       </w:r>
@@ -5146,7 +4837,6 @@
         <w:rPr>
           <w:rFonts w:ascii="Arial" w:eastAsia="Calibri" w:hAnsi="Arial" w:cs="Arial"/>
           <w:color w:val="000000"/>
-          <w:highlight w:val="yellow"/>
         </w:rPr>
         <w:t>}</w:t>
       </w:r>
@@ -5154,7 +4844,6 @@
         <w:rPr>
           <w:rFonts w:ascii="Arial" w:eastAsia="Calibri" w:hAnsi="Arial" w:cs="Arial"/>
           <w:color w:val="000000"/>
-          <w:highlight w:val="yellow"/>
         </w:rPr>
         <w:t xml:space="preserve">, sendo a partir de </w:t>
       </w:r>
@@ -5163,7 +4852,6 @@
         <w:rPr>
           <w:rFonts w:ascii="Arial" w:eastAsia="Calibri" w:hAnsi="Arial" w:cs="Arial"/>
           <w:color w:val="000000"/>
-          <w:highlight w:val="yellow"/>
         </w:rPr>
         <w:t xml:space="preserve">{{ </w:t>
       </w:r>
@@ -5172,7 +4860,6 @@
         <w:rPr>
           <w:rFonts w:ascii="Arial" w:eastAsia="Calibri" w:hAnsi="Arial" w:cs="Arial"/>
           <w:color w:val="000000"/>
-          <w:highlight w:val="yellow"/>
         </w:rPr>
         <w:t>data</w:t>
       </w:r>
@@ -5181,7 +4868,6 @@
         <w:rPr>
           <w:rFonts w:ascii="Arial" w:eastAsia="Calibri" w:hAnsi="Arial" w:cs="Arial"/>
           <w:color w:val="000000"/>
-          <w:highlight w:val="yellow"/>
         </w:rPr>
         <w:t>_termo_</w:t>
       </w:r>
@@ -5190,7 +4876,6 @@
         <w:rPr>
           <w:rFonts w:ascii="Arial" w:eastAsia="Calibri" w:hAnsi="Arial" w:cs="Arial"/>
           <w:color w:val="000000"/>
-          <w:highlight w:val="yellow"/>
         </w:rPr>
         <w:t>inicial</w:t>
       </w:r>
@@ -5199,7 +4884,6 @@
         <w:rPr>
           <w:rFonts w:ascii="Arial" w:eastAsia="Calibri" w:hAnsi="Arial" w:cs="Arial"/>
           <w:color w:val="000000"/>
-          <w:highlight w:val="yellow"/>
         </w:rPr>
         <w:t xml:space="preserve"> }</w:t>
       </w:r>
@@ -5208,22 +4892,14 @@
         <w:rPr>
           <w:rFonts w:ascii="Arial" w:eastAsia="Calibri" w:hAnsi="Arial" w:cs="Arial"/>
           <w:color w:val="000000"/>
-          <w:highlight w:val="yellow"/>
         </w:rPr>
         <w:t>}</w:t>
       </w:r>
       <w:r>
         <w:rPr>
           <w:rFonts w:ascii="Arial" w:hAnsi="Arial" w:cs="Arial"/>
-          <w:highlight w:val="yellow"/>
-        </w:rPr>
-        <w:t>, considerando o prazo prescricional para cálculos dos atrasados,</w:t>
-      </w:r>
-      <w:r>
-        <w:rPr>
-          <w:rFonts w:ascii="Arial" w:hAnsi="Arial" w:cs="Arial"/>
-        </w:rPr>
-        <w:t xml:space="preserve"> conforme </w:t>
+        </w:rPr>
+        <w:t xml:space="preserve">, considerando o prazo prescricional para cálculos dos atrasados, conforme </w:t>
       </w:r>
       <w:r>
         <w:rPr>
@@ -5252,7 +4928,6 @@
       <w:r>
         <w:rPr>
           <w:rFonts w:ascii="Arial" w:hAnsi="Arial" w:cs="Arial"/>
-          <w:highlight w:val="green"/>
         </w:rPr>
         <w:t xml:space="preserve">{% </w:t>
       </w:r>
@@ -5260,7 +4935,6 @@
       <w:r>
         <w:rPr>
           <w:rFonts w:ascii="Arial" w:hAnsi="Arial" w:cs="Arial"/>
-          <w:highlight w:val="green"/>
         </w:rPr>
         <w:t>endif</w:t>
       </w:r>
@@ -5268,7 +4942,6 @@
       <w:r>
         <w:rPr>
           <w:rFonts w:ascii="Arial" w:hAnsi="Arial" w:cs="Arial"/>
-          <w:highlight w:val="green"/>
         </w:rPr>
         <w:t xml:space="preserve"> %}</w:t>
       </w:r>
@@ -5734,21 +5407,7 @@
           <w:rFonts w:ascii="Arial" w:eastAsia="Calibri" w:hAnsi="Arial" w:cs="Arial"/>
           <w:spacing w:val="1"/>
         </w:rPr>
-        <w:t xml:space="preserve">para </w:t>
-      </w:r>
-      <w:r>
-        <w:rPr>
-          <w:rFonts w:ascii="Arial" w:eastAsia="Calibri" w:hAnsi="Arial" w:cs="Arial"/>
-          <w:spacing w:val="1"/>
-        </w:rPr>
-        <w:t>possibilitar a</w:t>
-      </w:r>
-      <w:r>
-        <w:rPr>
-          <w:rFonts w:ascii="Arial" w:eastAsia="Calibri" w:hAnsi="Arial" w:cs="Arial"/>
-          <w:spacing w:val="1"/>
-        </w:rPr>
-        <w:t xml:space="preserve"> tramitação da presente demanda no Juizado Especial Federal.</w:t>
+        <w:t>para possibilitar a tramitação da presente demanda no Juizado Especial Federal.</w:t>
       </w:r>
     </w:p>
     <w:p>
@@ -5861,7 +5520,6 @@
       <w:r>
         <w:rPr>
           <w:rFonts w:ascii="Arial" w:hAnsi="Arial" w:cs="Arial"/>
-          <w:highlight w:val="yellow"/>
           <w:lang w:val="en-US"/>
         </w:rPr>
         <w:t xml:space="preserve">{{ </w:t>
@@ -5870,7 +5528,6 @@
       <w:r>
         <w:rPr>
           <w:rFonts w:ascii="Arial" w:hAnsi="Arial" w:cs="Arial"/>
-          <w:highlight w:val="yellow"/>
           <w:lang w:val="en-US"/>
         </w:rPr>
         <w:t>valor</w:t>
@@ -5879,7 +5536,6 @@
       <w:r>
         <w:rPr>
           <w:rFonts w:ascii="Arial" w:hAnsi="Arial" w:cs="Arial"/>
-          <w:highlight w:val="yellow"/>
           <w:lang w:val="en-US"/>
         </w:rPr>
         <w:t>_</w:t>
@@ -5888,7 +5544,6 @@
       <w:r>
         <w:rPr>
           <w:rFonts w:ascii="Arial" w:hAnsi="Arial" w:cs="Arial"/>
-          <w:highlight w:val="yellow"/>
           <w:lang w:val="en-US"/>
         </w:rPr>
         <w:t>causa</w:t>
@@ -5897,7 +5552,6 @@
       <w:r>
         <w:rPr>
           <w:rFonts w:ascii="Arial" w:hAnsi="Arial" w:cs="Arial"/>
-          <w:highlight w:val="yellow"/>
           <w:lang w:val="en-US"/>
         </w:rPr>
         <w:t xml:space="preserve"> }</w:t>
@@ -5906,7 +5560,6 @@
       <w:r>
         <w:rPr>
           <w:rFonts w:ascii="Arial" w:hAnsi="Arial" w:cs="Arial"/>
-          <w:highlight w:val="yellow"/>
           <w:lang w:val="en-US"/>
         </w:rPr>
         <w:t>}</w:t>
@@ -6039,7 +5692,6 @@
       <w:r>
         <w:rPr>
           <w:rFonts w:ascii="Arial" w:hAnsi="Arial" w:cs="Arial"/>
-          <w:highlight w:val="yellow"/>
         </w:rPr>
         <w:t>{{ cidade</w:t>
       </w:r>
@@ -6047,7 +5699,6 @@
       <w:r>
         <w:rPr>
           <w:rFonts w:ascii="Arial" w:hAnsi="Arial" w:cs="Arial"/>
-          <w:highlight w:val="yellow"/>
         </w:rPr>
         <w:t xml:space="preserve"> </w:t>
       </w:r>
@@ -6055,36 +5706,15 @@
       <w:r>
         <w:rPr>
           <w:rFonts w:ascii="Arial" w:hAnsi="Arial" w:cs="Arial"/>
-          <w:highlight w:val="yellow"/>
-        </w:rPr>
-        <w:t>}}</w:t>
-      </w:r>
-      <w:r>
-        <w:rPr>
-          <w:rFonts w:ascii="Arial" w:hAnsi="Arial" w:cs="Arial"/>
-        </w:rPr>
-        <w:t>/</w:t>
-      </w:r>
-      <w:r>
-        <w:rPr>
-          <w:rFonts w:ascii="Arial" w:hAnsi="Arial" w:cs="Arial"/>
-          <w:highlight w:val="yellow"/>
-        </w:rPr>
-        <w:t>{{ uf</w:t>
+        </w:rPr>
+        <w:t>}}/{{ uf</w:t>
       </w:r>
       <w:proofErr w:type="gramEnd"/>
       <w:r>
         <w:rPr>
           <w:rFonts w:ascii="Arial" w:hAnsi="Arial" w:cs="Arial"/>
-          <w:highlight w:val="yellow"/>
-        </w:rPr>
-        <w:t xml:space="preserve"> }}</w:t>
-      </w:r>
-      <w:r>
-        <w:rPr>
-          <w:rFonts w:ascii="Arial" w:hAnsi="Arial" w:cs="Arial"/>
-        </w:rPr>
-        <w:t>,</w:t>
+        </w:rPr>
+        <w:t xml:space="preserve"> }},</w:t>
       </w:r>
       <w:r>
         <w:rPr>
@@ -6213,7 +5843,6 @@
           <w:b/>
           <w:bCs/>
           <w:iCs/>
-          <w:highlight w:val="yellow"/>
           <w:lang w:eastAsia="pt-BR"/>
         </w:rPr>
         <w:t xml:space="preserve">{{ </w:t>
@@ -6225,7 +5854,6 @@
           <w:b/>
           <w:bCs/>
           <w:iCs/>
-          <w:highlight w:val="yellow"/>
           <w:lang w:eastAsia="pt-BR"/>
         </w:rPr>
         <w:t>uf</w:t>
@@ -6237,7 +5865,6 @@
           <w:b/>
           <w:bCs/>
           <w:iCs/>
-          <w:highlight w:val="yellow"/>
           <w:lang w:eastAsia="pt-BR"/>
         </w:rPr>
         <w:t>_</w:t>
@@ -6249,7 +5876,6 @@
           <w:b/>
           <w:bCs/>
           <w:iCs/>
-          <w:highlight w:val="yellow"/>
           <w:lang w:eastAsia="pt-BR"/>
         </w:rPr>
         <w:t>oab</w:t>
@@ -6261,7 +5887,6 @@
           <w:b/>
           <w:bCs/>
           <w:iCs/>
-          <w:highlight w:val="yellow"/>
           <w:lang w:eastAsia="pt-BR"/>
         </w:rPr>
         <w:t xml:space="preserve"> }</w:t>
@@ -6273,7 +5898,6 @@
           <w:b/>
           <w:bCs/>
           <w:iCs/>
-          <w:highlight w:val="yellow"/>
           <w:lang w:eastAsia="pt-BR"/>
         </w:rPr>
         <w:t>}</w:t>
@@ -6282,13 +5906,7 @@
         <w:rPr>
           <w:rFonts w:ascii="Arial" w:hAnsi="Arial" w:cs="Arial"/>
         </w:rPr>
-        <w:t xml:space="preserve">, nº </w:t>
-      </w:r>
-      <w:r>
-        <w:rPr>
-          <w:rFonts w:ascii="Arial" w:hAnsi="Arial" w:cs="Arial"/>
-        </w:rPr>
-        <w:t>(</w:t>
+        <w:t>, nº (</w:t>
       </w:r>
       <w:proofErr w:type="gramStart"/>
       <w:r>
@@ -6297,7 +5915,6 @@
           <w:b/>
           <w:bCs/>
           <w:iCs/>
-          <w:highlight w:val="yellow"/>
           <w:lang w:eastAsia="pt-BR"/>
         </w:rPr>
         <w:t xml:space="preserve">{{ </w:t>
@@ -6309,7 +5926,6 @@
           <w:b/>
           <w:bCs/>
           <w:iCs/>
-          <w:highlight w:val="yellow"/>
           <w:lang w:eastAsia="pt-BR"/>
         </w:rPr>
         <w:t>oab</w:t>
@@ -6321,7 +5937,6 @@
           <w:b/>
           <w:bCs/>
           <w:iCs/>
-          <w:highlight w:val="yellow"/>
           <w:lang w:eastAsia="pt-BR"/>
         </w:rPr>
         <w:t>_</w:t>
@@ -6333,7 +5948,6 @@
           <w:b/>
           <w:bCs/>
           <w:iCs/>
-          <w:highlight w:val="yellow"/>
           <w:lang w:eastAsia="pt-BR"/>
         </w:rPr>
         <w:t>advogado</w:t>
@@ -6345,7 +5959,6 @@
           <w:b/>
           <w:bCs/>
           <w:iCs/>
-          <w:highlight w:val="yellow"/>
           <w:lang w:eastAsia="pt-BR"/>
         </w:rPr>
         <w:t xml:space="preserve"> }</w:t>
@@ -6357,7 +5970,6 @@
           <w:b/>
           <w:bCs/>
           <w:iCs/>
-          <w:highlight w:val="yellow"/>
           <w:lang w:eastAsia="pt-BR"/>
         </w:rPr>
         <w:t>}</w:t>
